--- a/storage/app/templates/Attestatsionny_list_uchebnaya_praktika.docx
+++ b/storage/app/templates/Attestatsionny_list_uchebnaya_praktika.docx
@@ -4,35 +4,49 @@
   <w:body>
     <w:p>
       <w:pPr>
-        <w:ind w:right="-142" w:firstLine="709"/>
+        <w:spacing w:after="160"/>
         <w:contextualSpacing/>
-        <w:jc w:val="right"/>
-        <w:rPr>
-          <w:bCs/>
-        </w:rPr>
-      </w:pPr>
-      <w:r>
-        <w:rPr>
-          <w:bCs/>
-        </w:rPr>
-        <w:t xml:space="preserve">Приложение </w:t>
-      </w:r>
-      <w:r>
-        <w:rPr>
-          <w:bCs/>
-        </w:rPr>
-        <w:t>3</w:t>
-      </w:r>
-    </w:p>
-    <w:p>
-      <w:pPr>
-        <w:ind w:right="-142" w:firstLine="709"/>
-        <w:contextualSpacing/>
-        <w:jc w:val="right"/>
-        <w:rPr>
-          <w:bCs/>
-        </w:rPr>
-      </w:pPr>
+        <w:jc w:val="center"/>
+        <w:rPr>
+          <w:rFonts w:eastAsia="Calibri"/>
+          <w:lang w:eastAsia="en-US"/>
+        </w:rPr>
+      </w:pPr>
+      <w:r>
+        <w:rPr>
+          <w:rFonts w:eastAsia="Calibri"/>
+          <w:lang w:eastAsia="en-US"/>
+        </w:rPr>
+        <w:t>${</w:t>
+      </w:r>
+      <w:r>
+        <w:rPr>
+          <w:rFonts w:eastAsia="Calibri"/>
+          <w:lang w:val="en-US" w:eastAsia="en-US"/>
+        </w:rPr>
+        <w:t>block</w:t>
+      </w:r>
+      <w:r>
+        <w:rPr>
+          <w:rFonts w:eastAsia="Calibri"/>
+          <w:lang w:eastAsia="en-US"/>
+        </w:rPr>
+        <w:t>_</w:t>
+      </w:r>
+      <w:r>
+        <w:rPr>
+          <w:rFonts w:eastAsia="Calibri"/>
+          <w:lang w:val="en-US" w:eastAsia="en-US"/>
+        </w:rPr>
+        <w:t>student</w:t>
+      </w:r>
+      <w:r>
+        <w:rPr>
+          <w:rFonts w:eastAsia="Calibri"/>
+          <w:lang w:eastAsia="en-US"/>
+        </w:rPr>
+        <w:t>}</w:t>
+      </w:r>
     </w:p>
     <w:p>
       <w:pPr>
@@ -331,127 +345,182 @@
       <w:pPr>
         <w:spacing w:after="160"/>
         <w:contextualSpacing/>
+        <w:jc w:val="center"/>
+        <w:rPr>
+          <w:rFonts w:eastAsia="Calibri"/>
+          <w:i/>
+          <w:sz w:val="16"/>
+          <w:szCs w:val="16"/>
+          <w:lang w:eastAsia="en-US"/>
+        </w:rPr>
+      </w:pPr>
+    </w:p>
+    <w:p>
+      <w:pPr>
+        <w:spacing w:after="160"/>
+        <w:contextualSpacing/>
         <w:jc w:val="both"/>
         <w:rPr>
           <w:rFonts w:eastAsia="Calibri"/>
           <w:sz w:val="20"/>
           <w:szCs w:val="20"/>
           <w:u w:val="single"/>
-          <w:lang w:eastAsia="en-US"/>
-        </w:rPr>
-      </w:pPr>
+          <w:lang w:val="hy-AM" w:eastAsia="en-US"/>
+        </w:rPr>
+      </w:pPr>
+      <w:r>
+        <w:rPr>
+          <w:rFonts w:eastAsia="Calibri"/>
+          <w:sz w:val="20"/>
+          <w:lang w:eastAsia="en-US"/>
+        </w:rPr>
+        <w:t>Специальность</w:t>
+      </w:r>
+      <w:r>
+        <w:rPr>
+          <w:rFonts w:eastAsia="Calibri"/>
+          <w:sz w:val="20"/>
+          <w:lang w:val="hy-AM" w:eastAsia="en-US"/>
+        </w:rPr>
+        <w:t xml:space="preserve">։ </w:t>
+      </w:r>
+      <w:r>
+        <w:rPr>
+          <w:i/>
+          <w:sz w:val="20"/>
+          <w:szCs w:val="20"/>
+          <w:u w:val="single"/>
+        </w:rPr>
+        <w:tab/>
+      </w:r>
+      <w:r>
+        <w:rPr>
+          <w:iCs/>
+          <w:sz w:val="20"/>
+          <w:szCs w:val="20"/>
+          <w:u w:val="single"/>
+        </w:rPr>
+        <w:t xml:space="preserve"> ${</w:t>
+      </w:r>
+      <w:r>
+        <w:rPr>
+          <w:iCs/>
+          <w:sz w:val="20"/>
+          <w:szCs w:val="20"/>
+          <w:u w:val="single"/>
+          <w:lang w:val="en-US"/>
+        </w:rPr>
+        <w:t>specialty</w:t>
+      </w:r>
+      <w:r>
+        <w:rPr>
+          <w:iCs/>
+          <w:sz w:val="20"/>
+          <w:szCs w:val="20"/>
+          <w:u w:val="single"/>
+        </w:rPr>
+        <w:t>}</w:t>
+      </w:r>
+      <w:r>
+        <w:rPr>
+          <w:iCs/>
+          <w:sz w:val="20"/>
+          <w:szCs w:val="20"/>
+          <w:u w:val="single"/>
+        </w:rPr>
+        <w:tab/>
+      </w:r>
+      <w:r>
+        <w:rPr>
+          <w:rFonts w:eastAsia="Calibri"/>
+          <w:sz w:val="20"/>
+          <w:szCs w:val="20"/>
+          <w:u w:val="single"/>
+          <w:lang w:val="hy-AM" w:eastAsia="en-US"/>
+        </w:rPr>
+        <w:tab/>
+      </w:r>
+      <w:r>
+        <w:rPr>
+          <w:rFonts w:eastAsia="Calibri"/>
+          <w:sz w:val="20"/>
+          <w:szCs w:val="20"/>
+          <w:u w:val="single"/>
+          <w:lang w:val="hy-AM" w:eastAsia="en-US"/>
+        </w:rPr>
+        <w:tab/>
+      </w:r>
+      <w:r>
+        <w:rPr>
+          <w:rFonts w:eastAsia="Calibri"/>
+          <w:sz w:val="20"/>
+          <w:szCs w:val="20"/>
+          <w:u w:val="single"/>
+          <w:lang w:val="hy-AM" w:eastAsia="en-US"/>
+        </w:rPr>
+        <w:tab/>
+      </w:r>
+      <w:r>
+        <w:rPr>
+          <w:rFonts w:eastAsia="Calibri"/>
+          <w:sz w:val="20"/>
+          <w:szCs w:val="20"/>
+          <w:u w:val="single"/>
+          <w:lang w:val="hy-AM" w:eastAsia="en-US"/>
+        </w:rPr>
+        <w:tab/>
+      </w:r>
+      <w:r>
+        <w:rPr>
+          <w:rFonts w:eastAsia="Calibri"/>
+          <w:sz w:val="20"/>
+          <w:szCs w:val="20"/>
+          <w:u w:val="single"/>
+          <w:lang w:val="hy-AM" w:eastAsia="en-US"/>
+        </w:rPr>
+        <w:tab/>
+      </w:r>
+      <w:r>
+        <w:rPr>
+          <w:rFonts w:eastAsia="Calibri"/>
+          <w:sz w:val="20"/>
+          <w:szCs w:val="20"/>
+          <w:u w:val="single"/>
+          <w:lang w:val="hy-AM" w:eastAsia="en-US"/>
+        </w:rPr>
+        <w:tab/>
+      </w:r>
+      <w:r>
+        <w:rPr>
+          <w:rFonts w:eastAsia="Calibri"/>
+          <w:sz w:val="20"/>
+          <w:szCs w:val="20"/>
+          <w:u w:val="single"/>
+          <w:lang w:val="hy-AM" w:eastAsia="en-US"/>
+        </w:rPr>
+        <w:tab/>
+      </w:r>
+      <w:r>
+        <w:rPr>
+          <w:rFonts w:eastAsia="Calibri"/>
+          <w:sz w:val="20"/>
+          <w:szCs w:val="20"/>
+          <w:u w:val="single"/>
+          <w:lang w:val="hy-AM" w:eastAsia="en-US"/>
+        </w:rPr>
+        <w:tab/>
+      </w:r>
+      <w:r>
+        <w:rPr>
+          <w:rFonts w:eastAsia="Calibri"/>
+          <w:sz w:val="20"/>
+          <w:szCs w:val="20"/>
+          <w:u w:val="single"/>
+          <w:lang w:val="hy-AM" w:eastAsia="en-US"/>
+        </w:rPr>
+        <w:tab/>
+      </w:r>
     </w:p>
-    <w:tbl>
-      <w:tblPr>
-        <w:tblStyle w:val="a5"/>
-        <w:tblW w:w="0" w:type="auto"/>
-        <w:tblInd w:w="0" w:type="dxa"/>
-        <w:tblLayout w:type="fixed"/>
-        <w:tblLook w:val="04A0" w:firstRow="1" w:lastRow="0" w:firstColumn="1" w:lastColumn="0" w:noHBand="0" w:noVBand="1"/>
-      </w:tblPr>
-      <w:tblGrid>
-        <w:gridCol w:w="1457"/>
-        <w:gridCol w:w="7898"/>
-      </w:tblGrid>
-      <w:tr>
-        <w:trPr>
-          <w:trHeight w:val="57"/>
-        </w:trPr>
-        <w:tc>
-          <w:tcPr>
-            <w:tcW w:w="1457" w:type="dxa"/>
-            <w:tcBorders>
-              <w:top w:val="nil"/>
-              <w:left w:val="nil"/>
-              <w:bottom w:val="nil"/>
-              <w:right w:val="nil"/>
-            </w:tcBorders>
-          </w:tcPr>
-          <w:p>
-            <w:pPr>
-              <w:spacing w:before="100" w:beforeAutospacing="1"/>
-              <w:ind w:left="-113"/>
-              <w:contextualSpacing/>
-              <w:rPr>
-                <w:rFonts w:eastAsia="Calibri"/>
-                <w:sz w:val="20"/>
-                <w:szCs w:val="20"/>
-                <w:lang w:eastAsia="en-US"/>
-              </w:rPr>
-            </w:pPr>
-            <w:r>
-              <w:rPr>
-                <w:rFonts w:eastAsia="Calibri"/>
-                <w:sz w:val="20"/>
-                <w:szCs w:val="20"/>
-                <w:lang w:eastAsia="en-US"/>
-              </w:rPr>
-              <w:t>Специальность</w:t>
-            </w:r>
-            <w:r>
-              <w:rPr>
-                <w:rFonts w:eastAsia="Calibri"/>
-                <w:sz w:val="20"/>
-                <w:szCs w:val="20"/>
-                <w:lang w:eastAsia="en-US"/>
-              </w:rPr>
-              <w:t>:</w:t>
-            </w:r>
-          </w:p>
-        </w:tc>
-        <w:tc>
-          <w:tcPr>
-            <w:tcW w:w="7898" w:type="dxa"/>
-            <w:tcBorders>
-              <w:top w:val="nil"/>
-              <w:left w:val="nil"/>
-              <w:bottom w:val="single" w:sz="4" w:space="0" w:color="auto"/>
-              <w:right w:val="nil"/>
-            </w:tcBorders>
-          </w:tcPr>
-          <w:p>
-            <w:pPr>
-              <w:spacing w:before="100" w:beforeAutospacing="1" w:after="160"/>
-              <w:ind w:left="-113"/>
-              <w:contextualSpacing/>
-              <w:rPr>
-                <w:rFonts w:eastAsia="Calibri"/>
-                <w:sz w:val="20"/>
-                <w:szCs w:val="20"/>
-                <w:lang w:eastAsia="en-US"/>
-              </w:rPr>
-            </w:pPr>
-            <w:r>
-              <w:rPr>
-                <w:rFonts w:eastAsia="Calibri"/>
-                <w:sz w:val="20"/>
-                <w:szCs w:val="20"/>
-                <w:lang w:eastAsia="en-US"/>
-              </w:rPr>
-              <w:t>${</w:t>
-            </w:r>
-            <w:r>
-              <w:rPr>
-                <w:rFonts w:eastAsia="Calibri"/>
-                <w:sz w:val="20"/>
-                <w:szCs w:val="20"/>
-                <w:lang w:val="en-US" w:eastAsia="en-US"/>
-              </w:rPr>
-              <w:t>specialty</w:t>
-            </w:r>
-            <w:r>
-              <w:rPr>
-                <w:rFonts w:eastAsia="Calibri"/>
-                <w:sz w:val="20"/>
-                <w:szCs w:val="20"/>
-                <w:lang w:eastAsia="en-US"/>
-              </w:rPr>
-              <w:t>}</w:t>
-            </w:r>
-          </w:p>
-        </w:tc>
-      </w:tr>
-    </w:tbl>
     <w:p>
       <w:pPr>
         <w:spacing w:after="160"/>
@@ -465,16 +534,6 @@
           <w:lang w:eastAsia="en-US"/>
         </w:rPr>
       </w:pPr>
-      <w:r>
-        <w:rPr>
-          <w:rFonts w:eastAsia="Calibri"/>
-          <w:i/>
-          <w:sz w:val="16"/>
-          <w:szCs w:val="16"/>
-          <w:lang w:eastAsia="en-US"/>
-        </w:rPr>
-        <w:t xml:space="preserve"> </w:t>
-      </w:r>
       <w:r>
         <w:rPr>
           <w:rFonts w:eastAsia="Calibri"/>
@@ -663,19 +722,7 @@
           <w:szCs w:val="16"/>
           <w:lang w:eastAsia="en-US"/>
         </w:rPr>
-        <w:t>(наименование ква</w:t>
-      </w:r>
-      <w:bookmarkStart w:id="2" w:name="_GoBack"/>
-      <w:bookmarkEnd w:id="2"/>
-      <w:r>
-        <w:rPr>
-          <w:rFonts w:eastAsia="Calibri"/>
-          <w:i/>
-          <w:sz w:val="16"/>
-          <w:szCs w:val="16"/>
-          <w:lang w:eastAsia="en-US"/>
-        </w:rPr>
-        <w:t>лификации)</w:t>
+        <w:t>(наименование квалификации)</w:t>
       </w:r>
       <w:r>
         <w:rPr>
@@ -750,32 +797,62 @@
           <w:szCs w:val="20"/>
           <w:lang w:eastAsia="en-US"/>
         </w:rPr>
-        <w:t xml:space="preserve"> учебную практику</w:t>
-      </w:r>
-      <w:r>
-        <w:rPr>
-          <w:rFonts w:eastAsia="Calibri"/>
-          <w:sz w:val="20"/>
-          <w:szCs w:val="20"/>
-          <w:lang w:eastAsia="en-US"/>
-        </w:rPr>
-        <w:t xml:space="preserve"> ${</w:t>
-      </w:r>
-      <w:r>
-        <w:rPr>
-          <w:rFonts w:eastAsia="Calibri"/>
-          <w:sz w:val="20"/>
-          <w:szCs w:val="20"/>
-          <w:lang w:val="en-US" w:eastAsia="en-US"/>
+        <w:t xml:space="preserve"> учебную </w:t>
+      </w:r>
+      <w:proofErr w:type="gramStart"/>
+      <w:r>
+        <w:rPr>
+          <w:rFonts w:eastAsia="Calibri"/>
+          <w:sz w:val="20"/>
+          <w:szCs w:val="20"/>
+          <w:lang w:eastAsia="en-US"/>
+        </w:rPr>
+        <w:t>практику</w:t>
+      </w:r>
+      <w:r>
+        <w:rPr>
+          <w:i/>
+          <w:sz w:val="20"/>
+          <w:szCs w:val="20"/>
+          <w:u w:val="single"/>
+        </w:rPr>
+        <w:t xml:space="preserve">  </w:t>
+      </w:r>
+      <w:r>
+        <w:rPr>
+          <w:i/>
+          <w:sz w:val="20"/>
+          <w:szCs w:val="20"/>
+          <w:u w:val="single"/>
+        </w:rPr>
+        <w:t>$</w:t>
+      </w:r>
+      <w:proofErr w:type="gramEnd"/>
+      <w:r>
+        <w:rPr>
+          <w:i/>
+          <w:sz w:val="20"/>
+          <w:szCs w:val="20"/>
+          <w:u w:val="single"/>
+        </w:rPr>
+        <w:t>{</w:t>
+      </w:r>
+      <w:r>
+        <w:rPr>
+          <w:i/>
+          <w:sz w:val="20"/>
+          <w:szCs w:val="20"/>
+          <w:u w:val="single"/>
+          <w:lang w:val="en-US"/>
         </w:rPr>
         <w:t>practice</w:t>
       </w:r>
       <w:r>
         <w:rPr>
-          <w:rFonts w:eastAsia="Calibri"/>
-          <w:sz w:val="20"/>
-          <w:szCs w:val="20"/>
-          <w:lang w:eastAsia="en-US"/>
+          <w:i/>
+          <w:sz w:val="20"/>
+          <w:szCs w:val="20"/>
+          <w:u w:val="single"/>
         </w:rPr>
         <w:t>}</w:t>
       </w:r>
@@ -870,16 +947,7 @@
                 <w:szCs w:val="20"/>
                 <w:lang w:eastAsia="en-US"/>
               </w:rPr>
-              <w:t>н</w:t>
-            </w:r>
-            <w:r>
-              <w:rPr>
-                <w:rFonts w:eastAsia="Calibri"/>
-                <w:sz w:val="20"/>
-                <w:szCs w:val="20"/>
-                <w:lang w:eastAsia="en-US"/>
-              </w:rPr>
-              <w:t>а предприятии (в организации)</w:t>
+              <w:t>на предприятии (в организации)</w:t>
             </w:r>
           </w:p>
         </w:tc>
@@ -2575,7 +2643,6 @@
             <w:pPr>
               <w:spacing w:after="160"/>
               <w:contextualSpacing/>
-              <w:jc w:val="center"/>
               <w:rPr>
                 <w:rFonts w:eastAsia="Calibri"/>
                 <w:sz w:val="22"/>
@@ -2583,6 +2650,15 @@
                 <w:lang w:val="en-US" w:eastAsia="en-US"/>
               </w:rPr>
             </w:pPr>
+            <w:r>
+              <w:rPr>
+                <w:rFonts w:eastAsia="Calibri"/>
+                <w:sz w:val="22"/>
+                <w:szCs w:val="22"/>
+                <w:lang w:eastAsia="en-US"/>
+              </w:rPr>
+              <w:t xml:space="preserve">                        </w:t>
+            </w:r>
             <w:r>
               <w:rPr>
                 <w:rFonts w:eastAsia="Calibri"/>
@@ -2672,7 +2748,6 @@
             <w:pPr>
               <w:spacing w:after="160"/>
               <w:contextualSpacing/>
-              <w:jc w:val="center"/>
               <w:rPr>
                 <w:rFonts w:eastAsia="Calibri"/>
                 <w:sz w:val="22"/>
@@ -2680,6 +2755,15 @@
                 <w:lang w:val="en-US" w:eastAsia="en-US"/>
               </w:rPr>
             </w:pPr>
+            <w:r>
+              <w:rPr>
+                <w:rFonts w:eastAsia="Calibri"/>
+                <w:sz w:val="22"/>
+                <w:szCs w:val="22"/>
+                <w:lang w:val="en-US" w:eastAsia="en-US"/>
+              </w:rPr>
+              <w:t xml:space="preserve">     </w:t>
+            </w:r>
             <w:r>
               <w:rPr>
                 <w:rFonts w:eastAsia="Calibri"/>
@@ -2887,157 +2971,235 @@
         <w:t xml:space="preserve">Руководитель практики от образовательного учреждения </w:t>
       </w:r>
     </w:p>
-    <w:p>
-      <w:pPr>
-        <w:spacing w:after="160"/>
-        <w:contextualSpacing/>
-        <w:jc w:val="both"/>
-        <w:rPr>
-          <w:rFonts w:eastAsia="Calibri"/>
-          <w:sz w:val="22"/>
-          <w:szCs w:val="22"/>
-          <w:u w:val="single"/>
-          <w:lang w:eastAsia="en-US"/>
-        </w:rPr>
-      </w:pPr>
-      <w:r>
-        <w:rPr>
-          <w:rFonts w:eastAsia="Calibri"/>
-          <w:sz w:val="22"/>
-          <w:szCs w:val="22"/>
-          <w:u w:val="single"/>
-          <w:lang w:eastAsia="en-US"/>
-        </w:rPr>
-        <w:tab/>
-      </w:r>
-      <w:r>
-        <w:rPr>
-          <w:rFonts w:eastAsia="Calibri"/>
-          <w:sz w:val="22"/>
-          <w:szCs w:val="22"/>
-          <w:u w:val="single"/>
-          <w:lang w:eastAsia="en-US"/>
-        </w:rPr>
-        <w:tab/>
-      </w:r>
-      <w:r>
-        <w:rPr>
-          <w:rFonts w:eastAsia="Calibri"/>
-          <w:sz w:val="22"/>
-          <w:szCs w:val="22"/>
-          <w:u w:val="single"/>
-          <w:lang w:eastAsia="en-US"/>
-        </w:rPr>
-        <w:tab/>
-      </w:r>
-      <w:r>
-        <w:rPr>
-          <w:rFonts w:eastAsia="Calibri"/>
-          <w:sz w:val="22"/>
-          <w:szCs w:val="22"/>
-          <w:u w:val="single"/>
-          <w:lang w:eastAsia="en-US"/>
-        </w:rPr>
-        <w:tab/>
-      </w:r>
-      <w:r>
-        <w:rPr>
-          <w:rFonts w:eastAsia="Calibri"/>
-          <w:sz w:val="22"/>
-          <w:szCs w:val="22"/>
-          <w:u w:val="single"/>
-          <w:lang w:eastAsia="en-US"/>
-        </w:rPr>
-        <w:tab/>
-      </w:r>
-      <w:r>
-        <w:rPr>
-          <w:rFonts w:eastAsia="Calibri"/>
-          <w:sz w:val="22"/>
-          <w:szCs w:val="22"/>
-          <w:u w:val="single"/>
-          <w:lang w:eastAsia="en-US"/>
-        </w:rPr>
-        <w:tab/>
-      </w:r>
-      <w:r>
-        <w:rPr>
-          <w:rFonts w:eastAsia="Calibri"/>
-          <w:sz w:val="22"/>
-          <w:szCs w:val="22"/>
-          <w:lang w:eastAsia="en-US"/>
-        </w:rPr>
-        <w:t xml:space="preserve">       </w:t>
-      </w:r>
-      <w:r>
-        <w:rPr>
-          <w:rFonts w:eastAsia="Calibri"/>
-          <w:b/>
-          <w:sz w:val="22"/>
-          <w:szCs w:val="22"/>
-          <w:lang w:eastAsia="en-US"/>
-        </w:rPr>
-        <w:t xml:space="preserve">         </w:t>
-      </w:r>
-      <w:r>
-        <w:rPr>
-          <w:rFonts w:eastAsia="Calibri"/>
-          <w:sz w:val="22"/>
-          <w:szCs w:val="22"/>
-          <w:lang w:eastAsia="en-US"/>
-        </w:rPr>
-        <w:t xml:space="preserve">   </w:t>
-      </w:r>
-      <w:r>
-        <w:rPr>
-          <w:rFonts w:eastAsia="Calibri"/>
-          <w:sz w:val="22"/>
-          <w:szCs w:val="22"/>
-          <w:u w:val="single"/>
-          <w:lang w:eastAsia="en-US"/>
-        </w:rPr>
-        <w:t xml:space="preserve">                   </w:t>
-      </w:r>
-      <w:r>
-        <w:rPr>
-          <w:rFonts w:eastAsia="Calibri"/>
-          <w:sz w:val="22"/>
-          <w:szCs w:val="22"/>
-          <w:lang w:eastAsia="en-US"/>
-        </w:rPr>
-        <w:t xml:space="preserve">              </w:t>
-      </w:r>
-      <w:r>
-        <w:rPr>
-          <w:rFonts w:eastAsia="Calibri"/>
-          <w:sz w:val="22"/>
-          <w:szCs w:val="22"/>
-          <w:u w:val="single"/>
-          <w:lang w:eastAsia="en-US"/>
-        </w:rPr>
-        <w:tab/>
-      </w:r>
-      <w:r>
-        <w:rPr>
-          <w:rFonts w:eastAsia="Calibri"/>
-          <w:sz w:val="22"/>
-          <w:szCs w:val="22"/>
-          <w:u w:val="single"/>
-          <w:lang w:eastAsia="en-US"/>
-        </w:rPr>
-        <w:tab/>
-      </w:r>
-      <w:r>
-        <w:rPr>
-          <w:rFonts w:eastAsia="Calibri"/>
-          <w:sz w:val="22"/>
-          <w:szCs w:val="22"/>
-          <w:u w:val="single"/>
-          <w:lang w:eastAsia="en-US"/>
-        </w:rPr>
-        <w:tab/>
-      </w:r>
-    </w:p>
+    <w:tbl>
+      <w:tblPr>
+        <w:tblStyle w:val="a5"/>
+        <w:tblW w:w="0" w:type="auto"/>
+        <w:tblInd w:w="0" w:type="dxa"/>
+        <w:tblBorders>
+          <w:top w:val="none" w:sz="0" w:space="0" w:color="auto"/>
+          <w:left w:val="none" w:sz="0" w:space="0" w:color="auto"/>
+          <w:bottom w:val="none" w:sz="0" w:space="0" w:color="auto"/>
+          <w:right w:val="none" w:sz="0" w:space="0" w:color="auto"/>
+          <w:insideH w:val="none" w:sz="0" w:space="0" w:color="auto"/>
+          <w:insideV w:val="none" w:sz="0" w:space="0" w:color="auto"/>
+        </w:tblBorders>
+        <w:tblLook w:val="04A0" w:firstRow="1" w:lastRow="0" w:firstColumn="1" w:lastColumn="0" w:noHBand="0" w:noVBand="1"/>
+      </w:tblPr>
+      <w:tblGrid>
+        <w:gridCol w:w="4390"/>
+        <w:gridCol w:w="992"/>
+        <w:gridCol w:w="992"/>
+        <w:gridCol w:w="572"/>
+        <w:gridCol w:w="2399"/>
+      </w:tblGrid>
+      <w:tr>
+        <w:tc>
+          <w:tcPr>
+            <w:tcW w:w="4390" w:type="dxa"/>
+            <w:tcBorders>
+              <w:bottom w:val="single" w:sz="4" w:space="0" w:color="auto"/>
+            </w:tcBorders>
+          </w:tcPr>
+          <w:p>
+            <w:pPr>
+              <w:spacing w:after="160"/>
+              <w:contextualSpacing/>
+              <w:rPr>
+                <w:rFonts w:eastAsia="Calibri"/>
+                <w:sz w:val="22"/>
+                <w:szCs w:val="22"/>
+                <w:lang w:val="en-US" w:eastAsia="en-US"/>
+              </w:rPr>
+            </w:pPr>
+            <w:r>
+              <w:rPr>
+                <w:rFonts w:eastAsia="Calibri"/>
+                <w:sz w:val="22"/>
+                <w:szCs w:val="22"/>
+                <w:lang w:val="en-US" w:eastAsia="en-US"/>
+              </w:rPr>
+              <w:t xml:space="preserve">                       </w:t>
+            </w:r>
+            <w:bookmarkStart w:id="2" w:name="_GoBack"/>
+            <w:bookmarkEnd w:id="2"/>
+            <w:r>
+              <w:rPr>
+                <w:rFonts w:eastAsia="Calibri"/>
+                <w:sz w:val="22"/>
+                <w:szCs w:val="22"/>
+                <w:lang w:val="en-US" w:eastAsia="en-US"/>
+              </w:rPr>
+              <w:t>${</w:t>
+            </w:r>
+            <w:proofErr w:type="spellStart"/>
+            <w:r>
+              <w:rPr>
+                <w:rFonts w:eastAsia="Calibri"/>
+                <w:sz w:val="22"/>
+                <w:szCs w:val="22"/>
+                <w:u w:val="single"/>
+                <w:lang w:val="en-US" w:eastAsia="en-US"/>
+              </w:rPr>
+              <w:t>inner_</w:t>
+            </w:r>
+            <w:r>
+              <w:rPr>
+                <w:rFonts w:eastAsia="Calibri"/>
+                <w:sz w:val="22"/>
+                <w:szCs w:val="22"/>
+                <w:lang w:val="en-US" w:eastAsia="en-US"/>
+              </w:rPr>
+              <w:t>position</w:t>
+            </w:r>
+            <w:proofErr w:type="spellEnd"/>
+            <w:r>
+              <w:rPr>
+                <w:rFonts w:eastAsia="Calibri"/>
+                <w:sz w:val="22"/>
+                <w:szCs w:val="22"/>
+                <w:lang w:val="en-US" w:eastAsia="en-US"/>
+              </w:rPr>
+              <w:t>}</w:t>
+            </w:r>
+          </w:p>
+        </w:tc>
+        <w:tc>
+          <w:tcPr>
+            <w:tcW w:w="992" w:type="dxa"/>
+          </w:tcPr>
+          <w:p>
+            <w:pPr>
+              <w:spacing w:after="160"/>
+              <w:contextualSpacing/>
+              <w:rPr>
+                <w:rFonts w:eastAsia="Calibri"/>
+                <w:sz w:val="22"/>
+                <w:szCs w:val="22"/>
+                <w:lang w:val="en-US" w:eastAsia="en-US"/>
+              </w:rPr>
+            </w:pPr>
+          </w:p>
+        </w:tc>
+        <w:tc>
+          <w:tcPr>
+            <w:tcW w:w="992" w:type="dxa"/>
+            <w:tcBorders>
+              <w:bottom w:val="single" w:sz="4" w:space="0" w:color="auto"/>
+            </w:tcBorders>
+          </w:tcPr>
+          <w:p>
+            <w:pPr>
+              <w:spacing w:after="160"/>
+              <w:contextualSpacing/>
+              <w:jc w:val="both"/>
+              <w:rPr>
+                <w:rFonts w:eastAsia="Calibri"/>
+                <w:sz w:val="22"/>
+                <w:szCs w:val="22"/>
+                <w:lang w:eastAsia="en-US"/>
+              </w:rPr>
+            </w:pPr>
+          </w:p>
+        </w:tc>
+        <w:tc>
+          <w:tcPr>
+            <w:tcW w:w="572" w:type="dxa"/>
+          </w:tcPr>
+          <w:p>
+            <w:pPr>
+              <w:spacing w:after="160"/>
+              <w:contextualSpacing/>
+              <w:jc w:val="both"/>
+              <w:rPr>
+                <w:rFonts w:eastAsia="Calibri"/>
+                <w:sz w:val="22"/>
+                <w:szCs w:val="22"/>
+                <w:lang w:eastAsia="en-US"/>
+              </w:rPr>
+            </w:pPr>
+          </w:p>
+        </w:tc>
+        <w:tc>
+          <w:tcPr>
+            <w:tcW w:w="2399" w:type="dxa"/>
+            <w:tcBorders>
+              <w:bottom w:val="single" w:sz="4" w:space="0" w:color="auto"/>
+            </w:tcBorders>
+          </w:tcPr>
+          <w:p>
+            <w:pPr>
+              <w:spacing w:after="160"/>
+              <w:contextualSpacing/>
+              <w:jc w:val="both"/>
+              <w:rPr>
+                <w:rFonts w:eastAsia="Calibri"/>
+                <w:sz w:val="22"/>
+                <w:szCs w:val="22"/>
+                <w:lang w:val="en-US" w:eastAsia="en-US"/>
+              </w:rPr>
+            </w:pPr>
+            <w:r>
+              <w:rPr>
+                <w:rFonts w:eastAsia="Calibri"/>
+                <w:sz w:val="22"/>
+                <w:szCs w:val="22"/>
+                <w:lang w:val="en-US" w:eastAsia="en-US"/>
+              </w:rPr>
+              <w:t xml:space="preserve"> </w:t>
+            </w:r>
+            <w:r>
+              <w:rPr>
+                <w:rFonts w:eastAsia="Calibri"/>
+                <w:sz w:val="22"/>
+                <w:szCs w:val="22"/>
+                <w:lang w:val="en-US" w:eastAsia="en-US"/>
+              </w:rPr>
+              <w:t xml:space="preserve">     </w:t>
+            </w:r>
+            <w:r>
+              <w:rPr>
+                <w:rFonts w:eastAsia="Calibri"/>
+                <w:sz w:val="22"/>
+                <w:szCs w:val="22"/>
+                <w:lang w:val="en-US" w:eastAsia="en-US"/>
+              </w:rPr>
+              <w:t>${</w:t>
+            </w:r>
+            <w:proofErr w:type="spellStart"/>
+            <w:r>
+              <w:rPr>
+                <w:rFonts w:eastAsia="Calibri"/>
+                <w:sz w:val="22"/>
+                <w:szCs w:val="22"/>
+                <w:u w:val="single"/>
+                <w:lang w:val="en-US" w:eastAsia="en-US"/>
+              </w:rPr>
+              <w:t>inner_</w:t>
+            </w:r>
+            <w:r>
+              <w:rPr>
+                <w:rFonts w:eastAsia="Calibri"/>
+                <w:sz w:val="22"/>
+                <w:szCs w:val="22"/>
+                <w:lang w:val="en-US" w:eastAsia="en-US"/>
+              </w:rPr>
+              <w:t>supervisor</w:t>
+            </w:r>
+            <w:proofErr w:type="spellEnd"/>
+            <w:r>
+              <w:rPr>
+                <w:rFonts w:eastAsia="Calibri"/>
+                <w:sz w:val="22"/>
+                <w:szCs w:val="22"/>
+                <w:lang w:val="en-US" w:eastAsia="en-US"/>
+              </w:rPr>
+              <w:t>}</w:t>
+            </w:r>
+          </w:p>
+        </w:tc>
+      </w:tr>
+    </w:tbl>
     <w:p>
       <w:pPr>
         <w:spacing w:after="160"/>
@@ -3062,12 +3224,94 @@
         <w:t xml:space="preserve">                            Должность                                                                          Подпись                  ФИО руководителя практики</w:t>
       </w:r>
     </w:p>
+    <w:p>
+      <w:pPr>
+        <w:spacing w:after="160"/>
+        <w:ind w:right="-2"/>
+        <w:contextualSpacing/>
+        <w:rPr>
+          <w:rFonts w:eastAsia="Calibri"/>
+          <w:i/>
+          <w:sz w:val="18"/>
+          <w:szCs w:val="18"/>
+          <w:lang w:eastAsia="en-US"/>
+        </w:rPr>
+      </w:pPr>
+    </w:p>
+    <w:p>
+      <w:pPr>
+        <w:spacing w:after="160"/>
+        <w:ind w:right="-2"/>
+        <w:contextualSpacing/>
+        <w:rPr>
+          <w:rFonts w:eastAsia="Calibri"/>
+          <w:i/>
+          <w:sz w:val="18"/>
+          <w:szCs w:val="18"/>
+          <w:lang w:eastAsia="en-US"/>
+        </w:rPr>
+      </w:pPr>
+    </w:p>
+    <w:p>
+      <w:pPr>
+        <w:spacing w:after="160"/>
+        <w:ind w:right="-2"/>
+        <w:contextualSpacing/>
+        <w:rPr>
+          <w:rFonts w:eastAsia="Calibri"/>
+          <w:i/>
+          <w:sz w:val="18"/>
+          <w:szCs w:val="18"/>
+          <w:lang w:eastAsia="en-US"/>
+        </w:rPr>
+      </w:pPr>
+    </w:p>
+    <w:p>
+      <w:pPr>
+        <w:spacing w:after="160"/>
+        <w:ind w:right="-2"/>
+        <w:contextualSpacing/>
+        <w:rPr>
+          <w:rFonts w:eastAsia="Calibri"/>
+          <w:i/>
+          <w:sz w:val="18"/>
+          <w:szCs w:val="18"/>
+          <w:lang w:eastAsia="en-US"/>
+        </w:rPr>
+      </w:pPr>
+    </w:p>
+    <w:p>
+      <w:pPr>
+        <w:rPr>
+          <w:lang w:val="en-US"/>
+        </w:rPr>
+      </w:pPr>
+      <w:r>
+        <w:rPr>
+          <w:lang w:val="en-US"/>
+        </w:rPr>
+        <w:lastRenderedPageBreak/>
+        <w:t>${/</w:t>
+      </w:r>
+      <w:proofErr w:type="spellStart"/>
+      <w:r>
+        <w:rPr>
+          <w:lang w:val="en-US"/>
+        </w:rPr>
+        <w:t>block_student</w:t>
+      </w:r>
+      <w:proofErr w:type="spellEnd"/>
+      <w:r>
+        <w:rPr>
+          <w:lang w:val="en-US"/>
+        </w:rPr>
+        <w:t>}</w:t>
+      </w:r>
+    </w:p>
     <w:sectPr>
-      <w:headerReference w:type="even" r:id="rId8"/>
-      <w:headerReference w:type="default" r:id="rId9"/>
-      <w:footerReference w:type="even" r:id="rId10"/>
-      <w:footerReference w:type="default" r:id="rId11"/>
-      <w:headerReference w:type="first" r:id="rId12"/>
+      <w:headerReference w:type="default" r:id="rId8"/>
+      <w:footerReference w:type="even" r:id="rId9"/>
+      <w:footerReference w:type="default" r:id="rId10"/>
       <w:pgSz w:w="11906" w:h="16838"/>
       <w:pgMar w:top="1134" w:right="850" w:bottom="1134" w:left="1701" w:header="709" w:footer="709" w:gutter="0"/>
       <w:cols w:space="708"/>
@@ -3140,30 +3384,6 @@
   <w:p>
     <w:pPr>
       <w:pStyle w:val="ad"/>
-      <w:jc w:val="center"/>
-    </w:pPr>
-    <w:r>
-      <w:fldChar w:fldCharType="begin"/>
-    </w:r>
-    <w:r>
-      <w:instrText>PAGE   \* MERGEFORMAT</w:instrText>
-    </w:r>
-    <w:r>
-      <w:fldChar w:fldCharType="separate"/>
-    </w:r>
-    <w:r>
-      <w:rPr>
-        <w:noProof/>
-      </w:rPr>
-      <w:t>4</w:t>
-    </w:r>
-    <w:r>
-      <w:fldChar w:fldCharType="end"/>
-    </w:r>
-  </w:p>
-  <w:p>
-    <w:pPr>
-      <w:pStyle w:val="ad"/>
       <w:ind w:right="360"/>
     </w:pPr>
   </w:p>
@@ -3194,31 +3414,11 @@
   <w:p>
     <w:pPr>
       <w:pStyle w:val="ac"/>
-    </w:pPr>
-  </w:p>
-</w:hdr>
-</file>
-
-<file path=word/header2.xml><?xml version="1.0" encoding="utf-8"?>
-<w:hdr xmlns:wpc="http://schemas.microsoft.com/office/word/2010/wordprocessingCanvas" xmlns:cx="http://schemas.microsoft.com/office/drawing/2014/chartex" xmlns:cx1="http://schemas.microsoft.com/office/drawing/2015/9/8/chartex" xmlns:cx2="http://schemas.microsoft.com/office/drawing/2015/10/21/chartex" xmlns:cx3="http://schemas.microsoft.com/office/drawing/2016/5/9/chartex" xmlns:cx4="http://schemas.microsoft.com/office/drawing/2016/5/10/chartex" xmlns:cx5="http://schemas.microsoft.com/office/drawing/2016/5/11/chartex" xmlns:cx6="http://schemas.microsoft.com/office/drawing/2016/5/12/chartex" xmlns:cx7="http://schemas.microsoft.com/office/drawing/2016/5/13/chartex" xmlns:cx8="http://schemas.microsoft.com/office/drawing/2016/5/14/chartex" xmlns:mc="http://schemas.openxmlformats.org/markup-compatibility/2006" xmlns:aink="http://schemas.microsoft.com/office/drawing/2016/ink" xmlns:am3d="http://schemas.microsoft.com/office/drawing/2017/model3d" xmlns:o="urn:schemas-microsoft-com:office:office" xmlns:r="http://schemas.openxmlformats.org/officeDocument/2006/relationships" xmlns:m="http://schemas.openxmlformats.org/officeDocument/2006/math" xmlns:v="urn:schemas-microsoft-com:vml" xmlns:wp14="http://schemas.microsoft.com/office/word/2010/wordprocessingDrawing" xmlns:wp="http://schemas.openxmlformats.org/drawingml/2006/wordprocessingDrawing" xmlns:w10="urn:schemas-microsoft-com:office:word" xmlns:w="http://schemas.openxmlformats.org/wordprocessingml/2006/main" xmlns:w14="http://schemas.microsoft.com/office/word/2010/wordml" xmlns:w15="http://schemas.microsoft.com/office/word/2012/wordml" xmlns:w16cex="http://schemas.microsoft.com/office/word/2018/wordml/cex" xmlns:w16cid="http://schemas.microsoft.com/office/word/2016/wordml/cid" xmlns:w16="http://schemas.microsoft.com/office/word/2018/wordml" xmlns:w16se="http://schemas.microsoft.com/office/word/2015/wordml/symex" xmlns:wpg="http://schemas.microsoft.com/office/word/2010/wordprocessingGroup" xmlns:wpi="http://schemas.microsoft.com/office/word/2010/wordprocessingInk" xmlns:wne="http://schemas.microsoft.com/office/word/2006/wordml" xmlns:wps="http://schemas.microsoft.com/office/word/2010/wordprocessingShape" mc:Ignorable="w14 w15 w16se w16cid w16 w16cex wp14">
-  <w:p>
-    <w:pPr>
-      <w:pStyle w:val="ac"/>
       <w:tabs>
         <w:tab w:val="clear" w:pos="4677"/>
         <w:tab w:val="clear" w:pos="9355"/>
         <w:tab w:val="left" w:pos="8220"/>
       </w:tabs>
-    </w:pPr>
-  </w:p>
-</w:hdr>
-</file>
-
-<file path=word/header3.xml><?xml version="1.0" encoding="utf-8"?>
-<w:hdr xmlns:wpc="http://schemas.microsoft.com/office/word/2010/wordprocessingCanvas" xmlns:cx="http://schemas.microsoft.com/office/drawing/2014/chartex" xmlns:cx1="http://schemas.microsoft.com/office/drawing/2015/9/8/chartex" xmlns:cx2="http://schemas.microsoft.com/office/drawing/2015/10/21/chartex" xmlns:cx3="http://schemas.microsoft.com/office/drawing/2016/5/9/chartex" xmlns:cx4="http://schemas.microsoft.com/office/drawing/2016/5/10/chartex" xmlns:cx5="http://schemas.microsoft.com/office/drawing/2016/5/11/chartex" xmlns:cx6="http://schemas.microsoft.com/office/drawing/2016/5/12/chartex" xmlns:cx7="http://schemas.microsoft.com/office/drawing/2016/5/13/chartex" xmlns:cx8="http://schemas.microsoft.com/office/drawing/2016/5/14/chartex" xmlns:mc="http://schemas.openxmlformats.org/markup-compatibility/2006" xmlns:aink="http://schemas.microsoft.com/office/drawing/2016/ink" xmlns:am3d="http://schemas.microsoft.com/office/drawing/2017/model3d" xmlns:o="urn:schemas-microsoft-com:office:office" xmlns:r="http://schemas.openxmlformats.org/officeDocument/2006/relationships" xmlns:m="http://schemas.openxmlformats.org/officeDocument/2006/math" xmlns:v="urn:schemas-microsoft-com:vml" xmlns:wp14="http://schemas.microsoft.com/office/word/2010/wordprocessingDrawing" xmlns:wp="http://schemas.openxmlformats.org/drawingml/2006/wordprocessingDrawing" xmlns:w10="urn:schemas-microsoft-com:office:word" xmlns:w="http://schemas.openxmlformats.org/wordprocessingml/2006/main" xmlns:w14="http://schemas.microsoft.com/office/word/2010/wordml" xmlns:w15="http://schemas.microsoft.com/office/word/2012/wordml" xmlns:w16cex="http://schemas.microsoft.com/office/word/2018/wordml/cex" xmlns:w16cid="http://schemas.microsoft.com/office/word/2016/wordml/cid" xmlns:w16="http://schemas.microsoft.com/office/word/2018/wordml" xmlns:w16se="http://schemas.microsoft.com/office/word/2015/wordml/symex" xmlns:wpg="http://schemas.microsoft.com/office/word/2010/wordprocessingGroup" xmlns:wpi="http://schemas.microsoft.com/office/word/2010/wordprocessingInk" xmlns:wne="http://schemas.microsoft.com/office/word/2006/wordml" xmlns:wps="http://schemas.microsoft.com/office/word/2010/wordprocessingShape" mc:Ignorable="w14 w15 w16se w16cid w16 w16cex wp14">
-  <w:p>
-    <w:pPr>
-      <w:pStyle w:val="ac"/>
     </w:pPr>
   </w:p>
 </w:hdr>
@@ -5190,7 +5390,7 @@
 </file>
 
 <file path=customXml/itemProps1.xml><?xml version="1.0" encoding="utf-8"?>
-<ds:datastoreItem xmlns:ds="http://schemas.openxmlformats.org/officeDocument/2006/customXml" ds:itemID="{05153DDB-FDE0-46BE-A983-669345DD6F8C}">
+<ds:datastoreItem xmlns:ds="http://schemas.openxmlformats.org/officeDocument/2006/customXml" ds:itemID="{9EC1452B-35A7-495B-AFF4-6BDF3EB7FC80}">
   <ds:schemaRefs>
     <ds:schemaRef ds:uri="http://schemas.openxmlformats.org/officeDocument/2006/bibliography"/>
   </ds:schemaRefs>

--- a/storage/app/templates/Attestatsionny_list_uchebnaya_praktika.docx
+++ b/storage/app/templates/Attestatsionny_list_uchebnaya_praktika.docx
@@ -2625,16 +2625,16 @@
         <w:tblLook w:val="04A0" w:firstRow="1" w:lastRow="0" w:firstColumn="1" w:lastColumn="0" w:noHBand="0" w:noVBand="1"/>
       </w:tblPr>
       <w:tblGrid>
-        <w:gridCol w:w="4322"/>
-        <w:gridCol w:w="640"/>
-        <w:gridCol w:w="992"/>
+        <w:gridCol w:w="4678"/>
+        <w:gridCol w:w="425"/>
+        <w:gridCol w:w="851"/>
         <w:gridCol w:w="1023"/>
         <w:gridCol w:w="2378"/>
       </w:tblGrid>
       <w:tr>
         <w:tc>
           <w:tcPr>
-            <w:tcW w:w="4322" w:type="dxa"/>
+            <w:tcW w:w="4678" w:type="dxa"/>
             <w:tcBorders>
               <w:bottom w:val="single" w:sz="4" w:space="0" w:color="auto"/>
             </w:tcBorders>
@@ -2655,9 +2655,9 @@
                 <w:rFonts w:eastAsia="Calibri"/>
                 <w:sz w:val="22"/>
                 <w:szCs w:val="22"/>
-                <w:lang w:eastAsia="en-US"/>
-              </w:rPr>
-              <w:t xml:space="preserve">                        </w:t>
+                <w:lang w:val="en-US" w:eastAsia="en-US"/>
+              </w:rPr>
+              <w:t>${position}</w:t>
             </w:r>
             <w:r>
               <w:rPr>
@@ -2666,13 +2666,33 @@
                 <w:szCs w:val="22"/>
                 <w:lang w:val="en-US" w:eastAsia="en-US"/>
               </w:rPr>
-              <w:t>${position}</w:t>
+              <w:t xml:space="preserve"> ${</w:t>
+            </w:r>
+            <w:proofErr w:type="spellStart"/>
+            <w:r>
+              <w:rPr>
+                <w:rFonts w:eastAsia="Calibri"/>
+                <w:sz w:val="22"/>
+                <w:szCs w:val="22"/>
+                <w:lang w:val="en-US" w:eastAsia="en-US"/>
+              </w:rPr>
+              <w:t>organisation</w:t>
+            </w:r>
+            <w:proofErr w:type="spellEnd"/>
+            <w:r>
+              <w:rPr>
+                <w:rFonts w:eastAsia="Calibri"/>
+                <w:sz w:val="22"/>
+                <w:szCs w:val="22"/>
+                <w:lang w:val="en-US" w:eastAsia="en-US"/>
+              </w:rPr>
+              <w:t>}</w:t>
             </w:r>
           </w:p>
         </w:tc>
         <w:tc>
           <w:tcPr>
-            <w:tcW w:w="640" w:type="dxa"/>
+            <w:tcW w:w="425" w:type="dxa"/>
           </w:tcPr>
           <w:p>
             <w:pPr>
@@ -2690,7 +2710,7 @@
         </w:tc>
         <w:tc>
           <w:tcPr>
-            <w:tcW w:w="992" w:type="dxa"/>
+            <w:tcW w:w="851" w:type="dxa"/>
             <w:tcBorders>
               <w:bottom w:val="single" w:sz="4" w:space="0" w:color="auto"/>
             </w:tcBorders>
@@ -2762,15 +2782,6 @@
                 <w:szCs w:val="22"/>
                 <w:lang w:val="en-US" w:eastAsia="en-US"/>
               </w:rPr>
-              <w:t xml:space="preserve">     </w:t>
-            </w:r>
-            <w:r>
-              <w:rPr>
-                <w:rFonts w:eastAsia="Calibri"/>
-                <w:sz w:val="22"/>
-                <w:szCs w:val="22"/>
-                <w:lang w:val="en-US" w:eastAsia="en-US"/>
-              </w:rPr>
               <w:t>${supervisor}</w:t>
             </w:r>
           </w:p>
@@ -2812,6 +2823,8 @@
           <w:lang w:eastAsia="en-US"/>
         </w:rPr>
       </w:pPr>
+      <w:bookmarkStart w:id="2" w:name="_GoBack"/>
+      <w:bookmarkEnd w:id="2"/>
     </w:p>
     <w:p>
       <w:pPr>
@@ -2987,8 +3000,8 @@
         <w:tblLook w:val="04A0" w:firstRow="1" w:lastRow="0" w:firstColumn="1" w:lastColumn="0" w:noHBand="0" w:noVBand="1"/>
       </w:tblPr>
       <w:tblGrid>
-        <w:gridCol w:w="4390"/>
-        <w:gridCol w:w="992"/>
+        <w:gridCol w:w="4820"/>
+        <w:gridCol w:w="562"/>
         <w:gridCol w:w="992"/>
         <w:gridCol w:w="572"/>
         <w:gridCol w:w="2399"/>
@@ -2996,7 +3009,7 @@
       <w:tr>
         <w:tc>
           <w:tcPr>
-            <w:tcW w:w="4390" w:type="dxa"/>
+            <w:tcW w:w="4820" w:type="dxa"/>
             <w:tcBorders>
               <w:bottom w:val="single" w:sz="4" w:space="0" w:color="auto"/>
             </w:tcBorders>
@@ -3019,17 +3032,6 @@
                 <w:szCs w:val="22"/>
                 <w:lang w:val="en-US" w:eastAsia="en-US"/>
               </w:rPr>
-              <w:t xml:space="preserve">                       </w:t>
-            </w:r>
-            <w:bookmarkStart w:id="2" w:name="_GoBack"/>
-            <w:bookmarkEnd w:id="2"/>
-            <w:r>
-              <w:rPr>
-                <w:rFonts w:eastAsia="Calibri"/>
-                <w:sz w:val="22"/>
-                <w:szCs w:val="22"/>
-                <w:lang w:val="en-US" w:eastAsia="en-US"/>
-              </w:rPr>
               <w:t>${</w:t>
             </w:r>
             <w:proofErr w:type="spellStart"/>
@@ -3062,11 +3064,20 @@
               </w:rPr>
               <w:t>}</w:t>
             </w:r>
+            <w:r>
+              <w:rPr>
+                <w:rFonts w:eastAsia="Calibri"/>
+                <w:sz w:val="22"/>
+                <w:szCs w:val="22"/>
+                <w:lang w:val="en-US" w:eastAsia="en-US"/>
+              </w:rPr>
+              <w:t xml:space="preserve"> ГБПОУ ВО «ВГППК»</w:t>
+            </w:r>
           </w:p>
         </w:tc>
         <w:tc>
           <w:tcPr>
-            <w:tcW w:w="992" w:type="dxa"/>
+            <w:tcW w:w="562" w:type="dxa"/>
           </w:tcPr>
           <w:p>
             <w:pPr>
@@ -3097,7 +3108,7 @@
                 <w:rFonts w:eastAsia="Calibri"/>
                 <w:sz w:val="22"/>
                 <w:szCs w:val="22"/>
-                <w:lang w:eastAsia="en-US"/>
+                <w:lang w:val="en-US" w:eastAsia="en-US"/>
               </w:rPr>
             </w:pPr>
           </w:p>
@@ -3115,7 +3126,7 @@
                 <w:rFonts w:eastAsia="Calibri"/>
                 <w:sz w:val="22"/>
                 <w:szCs w:val="22"/>
-                <w:lang w:eastAsia="en-US"/>
+                <w:lang w:val="en-US" w:eastAsia="en-US"/>
               </w:rPr>
             </w:pPr>
           </w:p>
@@ -3139,24 +3150,6 @@
                 <w:lang w:val="en-US" w:eastAsia="en-US"/>
               </w:rPr>
             </w:pPr>
-            <w:r>
-              <w:rPr>
-                <w:rFonts w:eastAsia="Calibri"/>
-                <w:sz w:val="22"/>
-                <w:szCs w:val="22"/>
-                <w:lang w:val="en-US" w:eastAsia="en-US"/>
-              </w:rPr>
-              <w:t xml:space="preserve"> </w:t>
-            </w:r>
-            <w:r>
-              <w:rPr>
-                <w:rFonts w:eastAsia="Calibri"/>
-                <w:sz w:val="22"/>
-                <w:szCs w:val="22"/>
-                <w:lang w:val="en-US" w:eastAsia="en-US"/>
-              </w:rPr>
-              <w:t xml:space="preserve">     </w:t>
-            </w:r>
             <w:r>
               <w:rPr>
                 <w:rFonts w:eastAsia="Calibri"/>
@@ -5390,7 +5383,7 @@
 </file>
 
 <file path=customXml/itemProps1.xml><?xml version="1.0" encoding="utf-8"?>
-<ds:datastoreItem xmlns:ds="http://schemas.openxmlformats.org/officeDocument/2006/customXml" ds:itemID="{9EC1452B-35A7-495B-AFF4-6BDF3EB7FC80}">
+<ds:datastoreItem xmlns:ds="http://schemas.openxmlformats.org/officeDocument/2006/customXml" ds:itemID="{F2EBB141-F704-4C4D-AA2C-D3D5DC14CA02}">
   <ds:schemaRefs>
     <ds:schemaRef ds:uri="http://schemas.openxmlformats.org/officeDocument/2006/bibliography"/>
   </ds:schemaRefs>
